--- a/docs/submissions/TUGAS_10_PROJECT_BASED_2.docx
+++ b/docs/submissions/TUGAS_10_PROJECT_BASED_2.docx
@@ -27,7 +27,7 @@
         <w:t>Mata Kuliah:</w:t>
       </w:r>
       <w:r>
-        <w:t xml:space="preserve"> Game Development</w:t>
+        <w:t xml:space="preserve"> CIE 725 - Game Development</w:t>
       </w:r>
     </w:p>
     <w:p>
@@ -66,10 +66,48 @@
         <w:rPr>
           <w:b/>
         </w:rPr>
-        <w:t>Tim Pengembang:</w:t>
+        <w:t>Dosen Pengampu:</w:t>
       </w:r>
       <w:r>
-        <w:t xml:space="preserve"> Kelompok Game Development</w:t>
+        <w:t xml:space="preserve"> 7174 - Ir. Sawali Wahyu, S.Kom., M.Kom</w:t>
+      </w:r>
+    </w:p>
+    <w:p>
+      <w:pPr>
+        <w:spacing w:after="80" w:line="276" w:lineRule="auto"/>
+      </w:pPr>
+      <w:r>
+        <w:rPr>
+          <w:b/>
+        </w:rPr>
+        <w:t>Tim Pengembang (Kelompok 9):</w:t>
+      </w:r>
+    </w:p>
+    <w:p>
+      <w:pPr>
+        <w:pStyle w:val="ListBullet"/>
+        <w:spacing w:before="20" w:after="40" w:line="276" w:lineRule="auto"/>
+      </w:pPr>
+      <w:r>
+        <w:t>20230801245 — Galih Adhi Kusuma (Lead Programmer)</w:t>
+      </w:r>
+    </w:p>
+    <w:p>
+      <w:pPr>
+        <w:pStyle w:val="ListBullet"/>
+        <w:spacing w:before="20" w:after="40" w:line="276" w:lineRule="auto"/>
+      </w:pPr>
+      <w:r>
+        <w:t>20230801438 — Firschanya Alula R. (Art Director &amp; Narrative)</w:t>
+      </w:r>
+    </w:p>
+    <w:p>
+      <w:pPr>
+        <w:pStyle w:val="ListBullet"/>
+        <w:spacing w:before="20" w:after="40" w:line="276" w:lineRule="auto"/>
+      </w:pPr>
+      <w:r>
+        <w:t>20230801205 — Defanda Yeremia C. R. (System Analyst &amp; QA)</w:t>
       </w:r>
     </w:p>
     <w:p>
@@ -85,6 +123,11 @@
       <w:r>
         <w:t xml:space="preserve"> 75% (Tahap Prototype Lanjutan &amp; Integrasi PlayFab)</w:t>
       </w:r>
+    </w:p>
+    <w:p>
+      <w:pPr>
+        <w:spacing w:before="40" w:after="40"/>
+      </w:pPr>
     </w:p>
     <w:p>
       <w:pPr>
@@ -142,7 +185,7 @@
         <w:t>Platform:</w:t>
       </w:r>
       <w:r>
-        <w:t xml:space="preserve"> PC / Windows / macOS / Web (Unity Engine - C#)</w:t>
+        <w:t xml:space="preserve"> PC / Windows / macOS / Web (Unity Engine 6 - C#)</w:t>
       </w:r>
     </w:p>
     <w:p>
@@ -172,7 +215,16 @@
         <w:t>Ringkasan Progress (75%):</w:t>
       </w:r>
       <w:r>
-        <w:t xml:space="preserve"> Pada tahap Project Based 2 ini, game Life on Land telah berhasil dikembangkan hingga tahap prototype lanjutan (75% selesai) dengan fokus pada </w:t>
+        <w:t xml:space="preserve"> Pada tahap Project Based 2 ini, game </w:t>
+      </w:r>
+      <w:r>
+        <w:rPr>
+          <w:i/>
+        </w:rPr>
+        <w:t>Life on Land</w:t>
+      </w:r>
+      <w:r>
+        <w:t xml:space="preserve"> telah berhasil dikembangkan hingga tahap prototype lanjutan (75% selesai) dengan fokus utama pada </w:t>
       </w:r>
       <w:r>
         <w:rPr>
@@ -181,8 +233,42 @@
         <w:t>Stage 1: Red Region (The Arid Oasis)</w:t>
       </w:r>
       <w:r>
-        <w:t>. Sistem mekanik utama seperti pergerakan karakter top-down WASD/Panah, sistem 6 slot hotbar, purifikasi tanah 2 tahap (sekop lalu siram), matriks kelembapan tanah (soil moisture decay), serta siklus pertumbuhan tanaman (Seed -&gt; Sprout -&gt; Mature -&gt; Withered -&gt; Revive) telah 100% berfungsi di Unity. Integrasi PlayFab Game Manager dan serialisasi data lokal (SaveData.json) telah mencapai 50% untuk autentikasi user dan sinkronisasi progress stage.</w:t>
+        <w:t>. Sistem mekanik utama seperti pergerakan karakter top-down WASD/Panah, sistem 6 slot hotbar, purifikasi tanah 2 tahap (sekop lalu siram), matriks kelembapan tanah (</w:t>
       </w:r>
+      <w:r>
+        <w:rPr>
+          <w:i/>
+        </w:rPr>
+        <w:t>soil moisture decay</w:t>
+      </w:r>
+      <w:r>
+        <w:t>), serta siklus pertumbuhan tanaman (</w:t>
+      </w:r>
+      <w:r>
+        <w:rPr>
+          <w:i/>
+        </w:rPr>
+        <w:t>Seed -&gt; Sprout -&gt; Mature -&gt; Withered -&gt; Revive</w:t>
+      </w:r>
+      <w:r>
+        <w:t>) telah 100% berfungsi di Unity Engine. Integrasi PlayFab Game Manager dan serialisasi data lokal (</w:t>
+      </w:r>
+      <w:r>
+        <w:rPr>
+          <w:rFonts w:ascii="Consolas" w:hAnsi="Consolas"/>
+          <w:color w:val="A02828"/>
+          <w:sz w:val="19"/>
+        </w:rPr>
+        <w:t>SaveData.json</w:t>
+      </w:r>
+      <w:r>
+        <w:t>) telah mencapai 50% untuk autentikasi user (Sign-In/Register) dan sinkronisasi progress stage.</w:t>
+      </w:r>
+    </w:p>
+    <w:p>
+      <w:pPr>
+        <w:spacing w:before="40" w:after="40"/>
+      </w:pPr>
     </w:p>
     <w:p>
       <w:pPr>
@@ -217,7 +303,45 @@
         <w:spacing w:after="80" w:line="276" w:lineRule="auto"/>
       </w:pPr>
       <w:r>
-        <w:t>Game Life on Land mengusung model pembelajaran ekologi dan restorasi lingkungan (Eco-Restoration) berbasis gamifikasi Quest-Driven Ecosystem Loop. Pemain diajarkan dampak degradasi tanah, pentingnya retensi air, serta keseimbangan kadar oksigen (O2) atmosfer melalui mekanisme permainan yang interaktif.</w:t>
+        <w:t xml:space="preserve">Game </w:t>
+      </w:r>
+      <w:r>
+        <w:rPr>
+          <w:i/>
+        </w:rPr>
+        <w:t>Life on Land</w:t>
+      </w:r>
+      <w:r>
+        <w:t xml:space="preserve"> mengusung model pembelajaran ekologi dan restorasi lingkungan (</w:t>
+      </w:r>
+      <w:r>
+        <w:rPr>
+          <w:i/>
+        </w:rPr>
+        <w:t>Eco-Restoration</w:t>
+      </w:r>
+      <w:r>
+        <w:t xml:space="preserve">) berbasis gamifikasi </w:t>
+      </w:r>
+      <w:r>
+        <w:rPr>
+          <w:i/>
+        </w:rPr>
+        <w:t>Quest-Driven Ecosystem Loop</w:t>
+      </w:r>
+      <w:r>
+        <w:t xml:space="preserve"> (</w:t>
+      </w:r>
+      <w:r>
+        <w:rPr>
+          <w:rFonts w:ascii="Consolas" w:hAnsi="Consolas"/>
+          <w:color w:val="A02828"/>
+          <w:sz w:val="19"/>
+        </w:rPr>
+        <w:t>Challenge -&gt; Action -&gt; Reward -&gt; Environmental Shift</w:t>
+      </w:r>
+      <w:r>
+        <w:t>). Pemain diajarkan dampak degradasi tanah, pentingnya retensi air, serta keseimbangan kadar oksigen (O2) atmosfer melalui mekanisme permainan yang interaktif.</w:t>
       </w:r>
     </w:p>
     <w:p>
@@ -303,7 +427,16 @@
         <w:t>NPC Mini-Quest:</w:t>
       </w:r>
       <w:r>
-        <w:t xml:space="preserve"> Mengambil 10 unit air dari kolam dalam (Deep Pond) menggunakan ember.</w:t>
+        <w:t xml:space="preserve"> Mengambil 10 unit air dari kolam dalam (</w:t>
+      </w:r>
+      <w:r>
+        <w:rPr>
+          <w:i/>
+        </w:rPr>
+        <w:t>Deep Pond</w:t>
+      </w:r>
+      <w:r>
+        <w:t>) menggunakan ember/gembor air.</w:t>
       </w:r>
     </w:p>
     <w:p>
@@ -333,7 +466,25 @@
         <w:t>Main Quest:</w:t>
       </w:r>
       <w:r>
-        <w:t xml:space="preserve"> Membersihkan 5 ubin terbakar (corrupted tiles), menanam dan menumbuhkan 5 Semak Gurun (Desert Shrubs) hingga dewasa, mencapai O2 50.0%.</w:t>
+        <w:t xml:space="preserve"> Membersihkan 5 ubin terbakar (</w:t>
+      </w:r>
+      <w:r>
+        <w:rPr>
+          <w:i/>
+        </w:rPr>
+        <w:t>corrupted tiles</w:t>
+      </w:r>
+      <w:r>
+        <w:t>), menanam dan menumbuhkan 5 Semak Gurun (</w:t>
+      </w:r>
+      <w:r>
+        <w:rPr>
+          <w:i/>
+        </w:rPr>
+        <w:t>Desert Shrubs</w:t>
+      </w:r>
+      <w:r>
+        <w:t>) hingga mature state, mencapai O2 50.0%.</w:t>
       </w:r>
     </w:p>
     <w:p>
@@ -363,10 +514,19 @@
         <w:rPr>
           <w:b/>
         </w:rPr>
-        <w:t>Stage 2 (Scorched Grove):</w:t>
+        <w:t>Stage 2 (Orange Region - Scorched Grove):</w:t>
       </w:r>
       <w:r>
-        <w:t xml:space="preserve"> Rencana implementasi Pohon Pinus dan Soil Purifier.</w:t>
+        <w:t xml:space="preserve"> Implementasi Pohon Pinus (Tanaman Tipe A — O2 tinggi, butuh air tinggi) dan infrastruktur </w:t>
+      </w:r>
+      <w:r>
+        <w:rPr>
+          <w:i/>
+        </w:rPr>
+        <w:t>Soil Purifier</w:t>
+      </w:r>
+      <w:r>
+        <w:t>.</w:t>
       </w:r>
     </w:p>
     <w:p>
@@ -378,11 +538,52 @@
         <w:rPr>
           <w:b/>
         </w:rPr>
-        <w:t>Stage 3 (Pink Bloom):</w:t>
+        <w:t>Stage 3 (Pink Bloom - Boss Stage):</w:t>
       </w:r>
       <w:r>
-        <w:t xml:space="preserve"> Rencana implementasi Pipa Irigasi, Heatwave disaster, dan Biosphere Dome.</w:t>
+        <w:t xml:space="preserve"> Implementasi </w:t>
       </w:r>
+      <w:r>
+        <w:rPr>
+          <w:i/>
+        </w:rPr>
+        <w:t>Silkmoth Fern</w:t>
+      </w:r>
+      <w:r>
+        <w:t xml:space="preserve"> (Tanaman Tipe C — tahan panas), infrastruktur </w:t>
+      </w:r>
+      <w:r>
+        <w:rPr>
+          <w:i/>
+        </w:rPr>
+        <w:t>Irrigation Pipes</w:t>
+      </w:r>
+      <w:r>
+        <w:t xml:space="preserve">, bencana </w:t>
+      </w:r>
+      <w:r>
+        <w:rPr>
+          <w:i/>
+        </w:rPr>
+        <w:t>Heatwave</w:t>
+      </w:r>
+      <w:r>
+        <w:t xml:space="preserve">, dan penyelesaian </w:t>
+      </w:r>
+      <w:r>
+        <w:rPr>
+          <w:i/>
+        </w:rPr>
+        <w:t>Biosphere Dome</w:t>
+      </w:r>
+      <w:r>
+        <w:t xml:space="preserve"> untuk menangkap Villain.</w:t>
+      </w:r>
+    </w:p>
+    <w:p>
+      <w:pPr>
+        <w:spacing w:before="40" w:after="40"/>
+      </w:pPr>
     </w:p>
     <w:p>
       <w:pPr>
@@ -424,7 +625,25 @@
         <w:t>Protagonis (Umbra):</w:t>
       </w:r>
       <w:r>
-        <w:t xml:space="preserve"> Karakter utama (Sloth Monk / Restorer) dibuat sendiri 100% menggunakan sprite sheet 2D pixel art dengan animasi 4 arah (Idle, Walk, Dig, Water, Plant).</w:t>
+        <w:t xml:space="preserve"> Karakter utama (</w:t>
+      </w:r>
+      <w:r>
+        <w:rPr>
+          <w:i/>
+        </w:rPr>
+        <w:t>Sloth Monk / Restorer</w:t>
+      </w:r>
+      <w:r>
+        <w:t>) dibuat sendiri 100% menggunakan sprite sheet 2D pixel art dengan animasi 4 arah (</w:t>
+      </w:r>
+      <w:r>
+        <w:rPr>
+          <w:i/>
+        </w:rPr>
+        <w:t>Idle, Walk, Dig, Water, Plant</w:t>
+      </w:r>
+      <w:r>
+        <w:t>).</w:t>
       </w:r>
     </w:p>
     <w:p>
@@ -439,7 +658,7 @@
         <w:t>NPC dan Antagonis:</w:t>
       </w:r>
       <w:r>
-        <w:t xml:space="preserve"> Sprite Maliz (Bear) dan Villain dirancang khusus dengan gaya pixel art 32 PPU.</w:t>
+        <w:t xml:space="preserve"> Sprite Maliz (Bear) dan Villain (Blaze) dirancang khusus dengan gaya pixel art 32 PPU.</w:t>
       </w:r>
     </w:p>
     <w:p>
@@ -454,7 +673,25 @@
         <w:t>Aset Lingkungan (Tileset):</w:t>
       </w:r>
       <w:r>
-        <w:t xml:space="preserve"> Kombinasi aset buatan sendiri (ubin tanah terbakar, ubin dug soil, ubin normal) dan aset Unity Asset Store (&lt;50%) untuk variasi pohon mati dan vegetasi dekoratif.</w:t>
+        <w:t xml:space="preserve"> Kombinasi aset buatan sendiri (ubin tanah terbakar, ubin </w:t>
+      </w:r>
+      <w:r>
+        <w:rPr>
+          <w:i/>
+        </w:rPr>
+        <w:t>dug soil</w:t>
+      </w:r>
+      <w:r>
+        <w:t xml:space="preserve">, ubin </w:t>
+      </w:r>
+      <w:r>
+        <w:rPr>
+          <w:i/>
+        </w:rPr>
+        <w:t>normal soil</w:t>
+      </w:r>
+      <w:r>
+        <w:t>) dan aset pendukung (&lt;50%) untuk variasi pohon mati dan vegetasi dekoratif.</w:t>
       </w:r>
     </w:p>
     <w:p>
@@ -515,6 +752,11 @@
       <w:r>
         <w:t xml:space="preserve"> Efek suara langkah kaki pada tanah kering, suara cangkul menyentuh tanah terbakar, cipratan air disiramkan, dan efek suara penanaman benih.</w:t>
       </w:r>
+    </w:p>
+    <w:p>
+      <w:pPr>
+        <w:spacing w:before="40" w:after="40"/>
+      </w:pPr>
     </w:p>
     <w:p>
       <w:pPr>
@@ -586,7 +828,18 @@
         <w:t>Format Persistence:</w:t>
       </w:r>
       <w:r>
-        <w:t xml:space="preserve"> Local JSON Serialization (SaveData.json) dan SQLite Database backend.</w:t>
+        <w:t xml:space="preserve"> Local JSON Serialization (</w:t>
+      </w:r>
+      <w:r>
+        <w:rPr>
+          <w:rFonts w:ascii="Consolas" w:hAnsi="Consolas"/>
+          <w:color w:val="A02828"/>
+          <w:sz w:val="19"/>
+        </w:rPr>
+        <w:t>SaveData.json</w:t>
+      </w:r>
+      <w:r>
+        <w:t>) dan SQLite Database backend.</w:t>
       </w:r>
     </w:p>
     <w:p>
@@ -650,7 +903,18 @@
         <w:t>Cloud Save dan Player Title Data:</w:t>
       </w:r>
       <w:r>
-        <w:t xml:space="preserve"> Data status progress pemain (Stage aktif, jumlah O2 terkumpul, status inventaris hotbar) disinkronkan dari struct SaveData ke PlayFab User Data API.</w:t>
+        <w:t xml:space="preserve"> Data status progress pemain (Stage aktif, jumlah O2 terkumpul, status inventaris hotbar) disinkronkan dari struct </w:t>
+      </w:r>
+      <w:r>
+        <w:rPr>
+          <w:rFonts w:ascii="Consolas" w:hAnsi="Consolas"/>
+          <w:color w:val="A02828"/>
+          <w:sz w:val="19"/>
+        </w:rPr>
+        <w:t>SaveData</w:t>
+      </w:r>
+      <w:r>
+        <w:t xml:space="preserve"> ke PlayFab User Data API.</w:t>
       </w:r>
     </w:p>
     <w:p>
@@ -725,6 +989,11 @@
     </w:p>
     <w:p>
       <w:pPr>
+        <w:spacing w:before="40" w:after="40"/>
+      </w:pPr>
+    </w:p>
+    <w:p>
+      <w:pPr>
         <w:pStyle w:val="Heading2"/>
         <w:spacing w:before="240" w:after="80"/>
       </w:pPr>
@@ -742,7 +1011,16 @@
         <w:spacing w:after="80" w:line="276" w:lineRule="auto"/>
       </w:pPr>
       <w:r>
-        <w:t>Berikut adalah dokumentasi tampilan antarmuka dan visualisasi fitur game Life on Land yang telah diimplementasikan di Unity:</w:t>
+        <w:t xml:space="preserve">Berikut adalah dokumentasi tampilan antarmuka dan visualisasi fitur game </w:t>
+      </w:r>
+      <w:r>
+        <w:rPr>
+          <w:i/>
+        </w:rPr>
+        <w:t>Life on Land</w:t>
+      </w:r>
+      <w:r>
+        <w:t xml:space="preserve"> yang telah diimplementasikan di Unity:</w:t>
       </w:r>
     </w:p>
     <w:p>
@@ -761,20 +1039,48 @@
     </w:p>
     <w:p>
       <w:pPr>
-        <w:spacing w:after="80" w:line="276" w:lineRule="auto"/>
+        <w:spacing w:before="160" w:after="40"/>
+        <w:jc w:val="center"/>
       </w:pPr>
       <w:r>
-        <w:rPr>
-          <w:rFonts w:ascii="Consolas" w:hAnsi="Consolas"/>
-          <w:color w:val="A02828"/>
-          <w:sz w:val="19"/>
-        </w:rPr>
-        <w:t>[PLACEHOLDER SCREENSHOT: Main Menu Game Life on Land dengan tombol Start, Options, PlayFab Login Panel, dan Logo Game]</w:t>
+        <w:drawing>
+          <wp:inline xmlns:a="http://schemas.openxmlformats.org/drawingml/2006/main" xmlns:pic="http://schemas.openxmlformats.org/drawingml/2006/picture">
+            <wp:extent cx="5303520" cy="4391978"/>
+            <wp:docPr id="1" name="Picture 1"/>
+            <wp:cNvGraphicFramePr>
+              <a:graphicFrameLocks noChangeAspect="1"/>
+            </wp:cNvGraphicFramePr>
+            <a:graphic>
+              <a:graphicData uri="http://schemas.openxmlformats.org/drawingml/2006/picture">
+                <pic:pic>
+                  <pic:nvPicPr>
+                    <pic:cNvPr id="0" name="main menu.png"/>
+                    <pic:cNvPicPr/>
+                  </pic:nvPicPr>
+                  <pic:blipFill>
+                    <a:blip r:embed="rId9"/>
+                    <a:stretch>
+                      <a:fillRect/>
+                    </a:stretch>
+                  </pic:blipFill>
+                  <pic:spPr>
+                    <a:xfrm>
+                      <a:off x="0" y="0"/>
+                      <a:ext cx="5303520" cy="4391978"/>
+                    </a:xfrm>
+                    <a:prstGeom prst="rect"/>
+                  </pic:spPr>
+                </pic:pic>
+              </a:graphicData>
+            </a:graphic>
+          </wp:inline>
+        </w:drawing>
       </w:r>
     </w:p>
     <w:p>
       <w:pPr>
-        <w:spacing w:after="80" w:line="276" w:lineRule="auto"/>
+        <w:spacing w:after="160" w:line="276" w:lineRule="auto"/>
+        <w:jc w:val="center"/>
       </w:pPr>
       <w:r>
         <w:rPr>
@@ -802,20 +1108,48 @@
     </w:p>
     <w:p>
       <w:pPr>
-        <w:spacing w:after="80" w:line="276" w:lineRule="auto"/>
+        <w:spacing w:before="160" w:after="40"/>
+        <w:jc w:val="center"/>
       </w:pPr>
       <w:r>
-        <w:rPr>
-          <w:rFonts w:ascii="Consolas" w:hAnsi="Consolas"/>
-          <w:color w:val="A02828"/>
-          <w:sz w:val="19"/>
-        </w:rPr>
-        <w:t>[PLACEHOLDER SCREENSHOT: Gameplay Stage 1 Red Region memperlihatkan Umbra dengan 6 slot Hotbar, ubin burnt, ubin dug, dan status O2 HUD]</w:t>
+        <w:drawing>
+          <wp:inline xmlns:a="http://schemas.openxmlformats.org/drawingml/2006/main" xmlns:pic="http://schemas.openxmlformats.org/drawingml/2006/picture">
+            <wp:extent cx="5303520" cy="2257523"/>
+            <wp:docPr id="2" name="Picture 2"/>
+            <wp:cNvGraphicFramePr>
+              <a:graphicFrameLocks noChangeAspect="1"/>
+            </wp:cNvGraphicFramePr>
+            <a:graphic>
+              <a:graphicData uri="http://schemas.openxmlformats.org/drawingml/2006/picture">
+                <pic:pic>
+                  <pic:nvPicPr>
+                    <pic:cNvPr id="0" name="grown_trees.png"/>
+                    <pic:cNvPicPr/>
+                  </pic:nvPicPr>
+                  <pic:blipFill>
+                    <a:blip r:embed="rId10"/>
+                    <a:stretch>
+                      <a:fillRect/>
+                    </a:stretch>
+                  </pic:blipFill>
+                  <pic:spPr>
+                    <a:xfrm>
+                      <a:off x="0" y="0"/>
+                      <a:ext cx="5303520" cy="2257523"/>
+                    </a:xfrm>
+                    <a:prstGeom prst="rect"/>
+                  </pic:spPr>
+                </pic:pic>
+              </a:graphicData>
+            </a:graphic>
+          </wp:inline>
+        </w:drawing>
       </w:r>
     </w:p>
     <w:p>
       <w:pPr>
-        <w:spacing w:after="80" w:line="276" w:lineRule="auto"/>
+        <w:spacing w:after="160" w:line="276" w:lineRule="auto"/>
+        <w:jc w:val="center"/>
       </w:pPr>
       <w:r>
         <w:rPr>
@@ -843,20 +1177,48 @@
     </w:p>
     <w:p>
       <w:pPr>
-        <w:spacing w:after="80" w:line="276" w:lineRule="auto"/>
+        <w:spacing w:before="160" w:after="40"/>
+        <w:jc w:val="center"/>
       </w:pPr>
       <w:r>
-        <w:rPr>
-          <w:rFonts w:ascii="Consolas" w:hAnsi="Consolas"/>
-          <w:color w:val="A02828"/>
-          <w:sz w:val="19"/>
-        </w:rPr>
-        <w:t>[PLACEHOLDER SCREENSHOT: UI Dialog Box bawah layar menampilkan portrait Maliz Bear dan percakapan quest air]</w:t>
+        <w:drawing>
+          <wp:inline xmlns:a="http://schemas.openxmlformats.org/drawingml/2006/main" xmlns:pic="http://schemas.openxmlformats.org/drawingml/2006/picture">
+            <wp:extent cx="5303520" cy="2374009"/>
+            <wp:docPr id="3" name="Picture 3"/>
+            <wp:cNvGraphicFramePr>
+              <a:graphicFrameLocks noChangeAspect="1"/>
+            </wp:cNvGraphicFramePr>
+            <a:graphic>
+              <a:graphicData uri="http://schemas.openxmlformats.org/drawingml/2006/picture">
+                <pic:pic>
+                  <pic:nvPicPr>
+                    <pic:cNvPr id="0" name="maliz_dialogs.png"/>
+                    <pic:cNvPicPr/>
+                  </pic:nvPicPr>
+                  <pic:blipFill>
+                    <a:blip r:embed="rId11"/>
+                    <a:stretch>
+                      <a:fillRect/>
+                    </a:stretch>
+                  </pic:blipFill>
+                  <pic:spPr>
+                    <a:xfrm>
+                      <a:off x="0" y="0"/>
+                      <a:ext cx="5303520" cy="2374009"/>
+                    </a:xfrm>
+                    <a:prstGeom prst="rect"/>
+                  </pic:spPr>
+                </pic:pic>
+              </a:graphicData>
+            </a:graphic>
+          </wp:inline>
+        </w:drawing>
       </w:r>
     </w:p>
     <w:p>
       <w:pPr>
-        <w:spacing w:after="80" w:line="276" w:lineRule="auto"/>
+        <w:spacing w:after="160" w:line="276" w:lineRule="auto"/>
+        <w:jc w:val="center"/>
       </w:pPr>
       <w:r>
         <w:rPr>
@@ -884,20 +1246,48 @@
     </w:p>
     <w:p>
       <w:pPr>
-        <w:spacing w:after="80" w:line="276" w:lineRule="auto"/>
+        <w:spacing w:before="160" w:after="40"/>
+        <w:jc w:val="center"/>
       </w:pPr>
       <w:r>
-        <w:rPr>
-          <w:rFonts w:ascii="Consolas" w:hAnsi="Consolas"/>
-          <w:color w:val="A02828"/>
-          <w:sz w:val="19"/>
-        </w:rPr>
-        <w:t>[PLACEHOLDER SCREENSHOT: Vegetasi Desert Shrub yang tumbuh dari Sprout ke Mature, serta perubahan warna tanah di sekitarnya]</w:t>
+        <w:drawing>
+          <wp:inline xmlns:a="http://schemas.openxmlformats.org/drawingml/2006/main" xmlns:pic="http://schemas.openxmlformats.org/drawingml/2006/picture">
+            <wp:extent cx="5303520" cy="3124465"/>
+            <wp:docPr id="4" name="Picture 4"/>
+            <wp:cNvGraphicFramePr>
+              <a:graphicFrameLocks noChangeAspect="1"/>
+            </wp:cNvGraphicFramePr>
+            <a:graphic>
+              <a:graphicData uri="http://schemas.openxmlformats.org/drawingml/2006/picture">
+                <pic:pic>
+                  <pic:nvPicPr>
+                    <pic:cNvPr id="0" name="trees_growing_1.png"/>
+                    <pic:cNvPicPr/>
+                  </pic:nvPicPr>
+                  <pic:blipFill>
+                    <a:blip r:embed="rId12"/>
+                    <a:stretch>
+                      <a:fillRect/>
+                    </a:stretch>
+                  </pic:blipFill>
+                  <pic:spPr>
+                    <a:xfrm>
+                      <a:off x="0" y="0"/>
+                      <a:ext cx="5303520" cy="3124465"/>
+                    </a:xfrm>
+                    <a:prstGeom prst="rect"/>
+                  </pic:spPr>
+                </pic:pic>
+              </a:graphicData>
+            </a:graphic>
+          </wp:inline>
+        </w:drawing>
       </w:r>
     </w:p>
     <w:p>
       <w:pPr>
-        <w:spacing w:after="80" w:line="276" w:lineRule="auto"/>
+        <w:spacing w:after="160" w:line="276" w:lineRule="auto"/>
+        <w:jc w:val="center"/>
       </w:pPr>
       <w:r>
         <w:rPr>
@@ -908,6 +1298,11 @@
       <w:r>
         <w:t xml:space="preserve"> Perubahan state FSM tanaman Semak Gurun dan efek perbaikan lingkungan visual dari warna tanah liat merah menjadi area yang segar.</w:t>
       </w:r>
+    </w:p>
+    <w:p>
+      <w:pPr>
+        <w:spacing w:before="40" w:after="40"/>
+      </w:pPr>
     </w:p>
     <w:p>
       <w:pPr>
